--- a/documentos/myc formato/final/NÂ° GDI _SC_04_SISGEM-2024-00001_FF.docx
+++ b/documentos/myc formato/final/NÂ° GDI _SC_04_SISGEM-2024-00001_FF.docx
@@ -341,7 +341,21 @@
               <w:rPr>
                 <w:b/>
               </w:rPr>
-              <w:t>a Integrado de Gestión Muestral (SISGEM)</w:t>
+              <w:t xml:space="preserve">a Integrado de Gestión </w:t>
+            </w:r>
+            <w:proofErr w:type="spellStart"/>
+            <w:r>
+              <w:rPr>
+                <w:b/>
+              </w:rPr>
+              <w:t>Muestral</w:t>
+            </w:r>
+            <w:proofErr w:type="spellEnd"/>
+            <w:r>
+              <w:rPr>
+                <w:b/>
+              </w:rPr>
+              <w:t xml:space="preserve"> (SISGEM)</w:t>
             </w:r>
           </w:p>
         </w:tc>
@@ -555,7 +569,27 @@
                 <w:szCs w:val="22"/>
                 <w:lang w:val="es-EC" w:eastAsia="en-US"/>
               </w:rPr>
-              <w:t>Unidad de Diseño Muestral - DINEM</w:t>
+              <w:t xml:space="preserve">Unidad de Diseño </w:t>
+            </w:r>
+            <w:proofErr w:type="spellStart"/>
+            <w:r>
+              <w:rPr>
+                <w:rFonts w:ascii="Times New Roman" w:eastAsiaTheme="minorHAnsi" w:hAnsi="Times New Roman" w:cstheme="minorBidi"/>
+                <w:kern w:val="0"/>
+                <w:szCs w:val="22"/>
+                <w:lang w:val="es-EC" w:eastAsia="en-US"/>
+              </w:rPr>
+              <w:t>Muestral</w:t>
+            </w:r>
+            <w:proofErr w:type="spellEnd"/>
+            <w:r>
+              <w:rPr>
+                <w:rFonts w:ascii="Times New Roman" w:eastAsiaTheme="minorHAnsi" w:hAnsi="Times New Roman" w:cstheme="minorBidi"/>
+                <w:kern w:val="0"/>
+                <w:szCs w:val="22"/>
+                <w:lang w:val="es-EC" w:eastAsia="en-US"/>
+              </w:rPr>
+              <w:t xml:space="preserve"> - DINEM</w:t>
             </w:r>
           </w:p>
         </w:tc>
@@ -611,8 +645,19 @@
                 <w:szCs w:val="22"/>
                 <w:lang w:val="es-EC" w:eastAsia="en-US"/>
               </w:rPr>
-              <w:t>Analista de Diseño Muestral</w:t>
-            </w:r>
+              <w:t xml:space="preserve">Analista de Diseño </w:t>
+            </w:r>
+            <w:proofErr w:type="spellStart"/>
+            <w:r>
+              <w:rPr>
+                <w:rFonts w:ascii="Times New Roman" w:eastAsiaTheme="minorHAnsi" w:hAnsi="Times New Roman" w:cstheme="minorBidi"/>
+                <w:kern w:val="0"/>
+                <w:szCs w:val="22"/>
+                <w:lang w:val="es-EC" w:eastAsia="en-US"/>
+              </w:rPr>
+              <w:t>Muestral</w:t>
+            </w:r>
+            <w:proofErr w:type="spellEnd"/>
           </w:p>
         </w:tc>
       </w:tr>
@@ -1099,7 +1144,27 @@
                 <w:sz w:val="18"/>
                 <w:lang w:eastAsia="es-EC"/>
               </w:rPr>
-              <w:t>[Identifique cuáles son los alcances y/o objetivos que el requerimiento deberá satisfacer]</w:t>
+              <w:t>[Identifique cuáles son los alcances y/</w:t>
+            </w:r>
+            <w:proofErr w:type="spellStart"/>
+            <w:r>
+              <w:rPr>
+                <w:rFonts w:ascii="Calibri" w:eastAsia="Times New Roman" w:hAnsi="Calibri"/>
+                <w:color w:val="000000"/>
+                <w:sz w:val="18"/>
+                <w:lang w:eastAsia="es-EC"/>
+              </w:rPr>
+              <w:t>o</w:t>
+            </w:r>
+            <w:proofErr w:type="spellEnd"/>
+            <w:r>
+              <w:rPr>
+                <w:rFonts w:ascii="Calibri" w:eastAsia="Times New Roman" w:hAnsi="Calibri"/>
+                <w:color w:val="000000"/>
+                <w:sz w:val="18"/>
+                <w:lang w:eastAsia="es-EC"/>
+              </w:rPr>
+              <w:t xml:space="preserve"> objetivos que el requerimiento deberá satisfacer]</w:t>
             </w:r>
           </w:p>
         </w:tc>
@@ -1114,7 +1179,15 @@
           </w:tcPr>
           <w:p>
             <w:r>
-              <w:t>Diseñar el formulario de Muestra y Cobertura (MyC) para la ENIGHUR</w:t>
+              <w:t>Diseñar el formulario de Muestra y Cobertura (</w:t>
+            </w:r>
+            <w:proofErr w:type="spellStart"/>
+            <w:r>
+              <w:t>MyC</w:t>
+            </w:r>
+            <w:proofErr w:type="spellEnd"/>
+            <w:r>
+              <w:t>) para la ENIGHUR</w:t>
             </w:r>
           </w:p>
           <w:p>
@@ -1134,7 +1207,15 @@
               <w:pStyle w:val="Prrafodelista"/>
             </w:pPr>
             <w:r>
-              <w:t>Generar los reportes MyC en formato PDF para su descarga.</w:t>
+              <w:t xml:space="preserve">Generar los reportes </w:t>
+            </w:r>
+            <w:proofErr w:type="spellStart"/>
+            <w:r>
+              <w:t>MyC</w:t>
+            </w:r>
+            <w:proofErr w:type="spellEnd"/>
+            <w:r>
+              <w:t xml:space="preserve"> en formato PDF para su descarga.</w:t>
             </w:r>
           </w:p>
         </w:tc>
@@ -1267,6 +1348,65 @@
             </w:pPr>
             <w:r>
               <w:lastRenderedPageBreak/>
+              <w:t xml:space="preserve">La carga de la muestra, inicialmente, está planificada para que se realice por periodos </w:t>
+            </w:r>
+            <w:r>
+              <w:t>(13 periodos de levantamiento).</w:t>
+            </w:r>
+            <w:r>
+              <w:t xml:space="preserve"> Cabe mencionar que la carga incluso se deberá poder realizar por semana, esto dependerá del resultado de la actualización cartográfica que se realiza previo a la selección de viviendas. </w:t>
+            </w:r>
+          </w:p>
+          <w:p>
+            <w:pPr>
+              <w:pStyle w:val="Prrafodelista"/>
+              <w:numPr>
+                <w:ilvl w:val="0"/>
+                <w:numId w:val="8"/>
+              </w:numPr>
+              <w:spacing w:after="200" w:line="276" w:lineRule="auto"/>
+            </w:pPr>
+            <w:r>
+              <w:t>La descarga se la va a</w:t>
+            </w:r>
+            <w:r>
+              <w:t xml:space="preserve"> realizar por zonales</w:t>
+            </w:r>
+            <w:r>
+              <w:t xml:space="preserve"> y por provincia</w:t>
+            </w:r>
+            <w:r>
+              <w:t xml:space="preserve"> para cada periodo (13 periodos de levantamiento)</w:t>
+            </w:r>
+            <w:r>
+              <w:t xml:space="preserve"> y/o semana</w:t>
+            </w:r>
+            <w:r>
+              <w:t>.</w:t>
+            </w:r>
+            <w:r>
+              <w:t xml:space="preserve"> </w:t>
+            </w:r>
+            <w:r>
+              <w:t xml:space="preserve">Cabe mencionar que la </w:t>
+            </w:r>
+            <w:r>
+              <w:t>des</w:t>
+            </w:r>
+            <w:r>
+              <w:t>carga incluso se deberá poder realizar por semana, esto dependerá del resultado de la actualización cartográfica que se realiza previo a la selección de viviendas.</w:t>
+            </w:r>
+          </w:p>
+          <w:p>
+            <w:pPr>
+              <w:pStyle w:val="Prrafodelista"/>
+              <w:numPr>
+                <w:ilvl w:val="0"/>
+                <w:numId w:val="8"/>
+              </w:numPr>
+              <w:spacing w:after="200" w:line="276" w:lineRule="auto"/>
+            </w:pPr>
+            <w:r>
               <w:t>Se requiere se realice la carga de archivo de muestra en formato Excel con las siguientes variables:</w:t>
             </w:r>
           </w:p>
@@ -1278,9 +1418,11 @@
                 <w:numId w:val="8"/>
               </w:numPr>
             </w:pPr>
+            <w:proofErr w:type="spellStart"/>
             <w:r>
               <w:t>id_upm</w:t>
             </w:r>
+            <w:proofErr w:type="spellEnd"/>
           </w:p>
           <w:p>
             <w:pPr>
@@ -1290,9 +1432,11 @@
                 <w:numId w:val="8"/>
               </w:numPr>
             </w:pPr>
+            <w:proofErr w:type="spellStart"/>
             <w:r>
               <w:t>provin</w:t>
             </w:r>
+            <w:proofErr w:type="spellEnd"/>
           </w:p>
           <w:p>
             <w:pPr>
@@ -1302,9 +1446,11 @@
                 <w:numId w:val="8"/>
               </w:numPr>
             </w:pPr>
+            <w:proofErr w:type="spellStart"/>
             <w:r>
               <w:t>canton</w:t>
             </w:r>
+            <w:proofErr w:type="spellEnd"/>
           </w:p>
           <w:p>
             <w:pPr>
@@ -1314,9 +1460,11 @@
                 <w:numId w:val="8"/>
               </w:numPr>
             </w:pPr>
+            <w:proofErr w:type="spellStart"/>
             <w:r>
               <w:t>parroq</w:t>
             </w:r>
+            <w:proofErr w:type="spellEnd"/>
           </w:p>
           <w:p>
             <w:pPr>
@@ -1362,9 +1510,13 @@
                 <w:numId w:val="8"/>
               </w:numPr>
             </w:pPr>
+            <w:proofErr w:type="spellStart"/>
             <w:r>
               <w:t>num_edif</w:t>
             </w:r>
+            <w:bookmarkStart w:id="0" w:name="_GoBack"/>
+            <w:bookmarkEnd w:id="0"/>
+            <w:proofErr w:type="spellEnd"/>
           </w:p>
           <w:p>
             <w:pPr>
@@ -1374,9 +1526,11 @@
                 <w:numId w:val="8"/>
               </w:numPr>
             </w:pPr>
+            <w:proofErr w:type="spellStart"/>
             <w:r>
               <w:t>num_viv</w:t>
             </w:r>
+            <w:proofErr w:type="spellEnd"/>
           </w:p>
           <w:p>
             <w:pPr>
@@ -1410,9 +1564,11 @@
                 <w:numId w:val="8"/>
               </w:numPr>
             </w:pPr>
+            <w:proofErr w:type="spellStart"/>
             <w:r>
               <w:t>numnum</w:t>
             </w:r>
+            <w:proofErr w:type="spellEnd"/>
           </w:p>
           <w:p>
             <w:pPr>
@@ -1434,9 +1590,11 @@
                 <w:numId w:val="8"/>
               </w:numPr>
             </w:pPr>
+            <w:proofErr w:type="spellStart"/>
             <w:r>
               <w:t>area</w:t>
             </w:r>
+            <w:proofErr w:type="spellEnd"/>
           </w:p>
           <w:p>
             <w:pPr>
@@ -1482,9 +1640,11 @@
                 <w:numId w:val="8"/>
               </w:numPr>
             </w:pPr>
+            <w:proofErr w:type="spellStart"/>
             <w:r>
               <w:t>nprovin</w:t>
             </w:r>
+            <w:proofErr w:type="spellEnd"/>
           </w:p>
           <w:p>
             <w:pPr>
@@ -1494,9 +1654,11 @@
                 <w:numId w:val="8"/>
               </w:numPr>
             </w:pPr>
+            <w:proofErr w:type="spellStart"/>
             <w:r>
               <w:t>ncanton</w:t>
             </w:r>
+            <w:proofErr w:type="spellEnd"/>
           </w:p>
           <w:p>
             <w:pPr>
@@ -1506,9 +1668,11 @@
                 <w:numId w:val="8"/>
               </w:numPr>
             </w:pPr>
+            <w:proofErr w:type="spellStart"/>
             <w:r>
               <w:t>nparroq</w:t>
             </w:r>
+            <w:proofErr w:type="spellEnd"/>
           </w:p>
           <w:p>
             <w:pPr>
@@ -1518,9 +1682,11 @@
                 <w:numId w:val="8"/>
               </w:numPr>
             </w:pPr>
+            <w:proofErr w:type="spellStart"/>
             <w:r>
               <w:t>jefehogar</w:t>
             </w:r>
+            <w:proofErr w:type="spellEnd"/>
           </w:p>
           <w:p>
             <w:pPr>
@@ -1530,9 +1696,11 @@
                 <w:numId w:val="8"/>
               </w:numPr>
             </w:pPr>
+            <w:proofErr w:type="spellStart"/>
             <w:r>
               <w:t>numper</w:t>
             </w:r>
+            <w:proofErr w:type="spellEnd"/>
           </w:p>
           <w:p>
             <w:pPr>
@@ -1542,9 +1710,11 @@
                 <w:numId w:val="8"/>
               </w:numPr>
             </w:pPr>
+            <w:proofErr w:type="spellStart"/>
             <w:r>
               <w:t>pluscode</w:t>
             </w:r>
+            <w:proofErr w:type="spellEnd"/>
           </w:p>
           <w:p>
             <w:pPr>
@@ -1566,9 +1736,11 @@
                 <w:numId w:val="8"/>
               </w:numPr>
             </w:pPr>
+            <w:proofErr w:type="spellStart"/>
             <w:r>
               <w:t>ndominio</w:t>
             </w:r>
+            <w:proofErr w:type="spellEnd"/>
           </w:p>
           <w:p>
             <w:pPr>
@@ -1602,24 +1774,24 @@
                 <w:numId w:val="8"/>
               </w:numPr>
             </w:pPr>
-            <w:commentRangeStart w:id="0"/>
             <w:commentRangeStart w:id="1"/>
+            <w:commentRangeStart w:id="2"/>
             <w:r>
               <w:t>nro_telef</w:t>
             </w:r>
-            <w:commentRangeEnd w:id="0"/>
+            <w:commentRangeEnd w:id="1"/>
             <w:r>
               <w:rPr>
                 <w:rStyle w:val="Refdecomentario"/>
               </w:rPr>
-              <w:commentReference w:id="0"/>
-            </w:r>
-            <w:commentRangeEnd w:id="1"/>
+              <w:commentReference w:id="1"/>
+            </w:r>
+            <w:commentRangeEnd w:id="2"/>
             <w:r>
               <w:rPr>
                 <w:rStyle w:val="Refdecomentario"/>
               </w:rPr>
-              <w:commentReference w:id="1"/>
+              <w:commentReference w:id="2"/>
             </w:r>
             <w:r>
               <w:t>_1</w:t>
@@ -1817,8 +1989,6 @@
             <w:r>
               <w:t>Área</w:t>
             </w:r>
-            <w:bookmarkStart w:id="2" w:name="_GoBack"/>
-            <w:bookmarkEnd w:id="2"/>
           </w:p>
           <w:p>
             <w:pPr>
@@ -1829,6 +1999,7 @@
               </w:numPr>
             </w:pPr>
             <w:r>
+              <w:lastRenderedPageBreak/>
               <w:t>Dominio</w:t>
             </w:r>
           </w:p>
@@ -1896,7 +2067,6 @@
               </w:numPr>
             </w:pPr>
             <w:r>
-              <w:lastRenderedPageBreak/>
               <w:t>CUERPO</w:t>
             </w:r>
           </w:p>
@@ -1933,8 +2103,13 @@
               </w:numPr>
             </w:pPr>
             <w:r>
-              <w:t>Sector: Sectr</w:t>
-            </w:r>
+              <w:t xml:space="preserve">Sector: </w:t>
+            </w:r>
+            <w:proofErr w:type="spellStart"/>
+            <w:r>
+              <w:t>Sectr</w:t>
+            </w:r>
+            <w:proofErr w:type="spellEnd"/>
           </w:p>
           <w:p>
             <w:pPr>
@@ -1945,7 +2120,15 @@
               </w:numPr>
             </w:pPr>
             <w:r>
-              <w:t>Manzana: Mnzn.</w:t>
+              <w:t xml:space="preserve">Manzana: </w:t>
+            </w:r>
+            <w:proofErr w:type="spellStart"/>
+            <w:r>
+              <w:t>Mnzn</w:t>
+            </w:r>
+            <w:proofErr w:type="spellEnd"/>
+            <w:r>
+              <w:t>.</w:t>
             </w:r>
           </w:p>
           <w:p>
@@ -1957,8 +2140,13 @@
               </w:numPr>
             </w:pPr>
             <w:r>
-              <w:t>Edificio: Edif</w:t>
-            </w:r>
+              <w:t xml:space="preserve">Edificio: </w:t>
+            </w:r>
+            <w:proofErr w:type="spellStart"/>
+            <w:r>
+              <w:t>Edif</w:t>
+            </w:r>
+            <w:proofErr w:type="spellEnd"/>
           </w:p>
           <w:p>
             <w:pPr>
@@ -1969,8 +2157,13 @@
               </w:numPr>
             </w:pPr>
             <w:r>
-              <w:t>Vivienda: No. Viv</w:t>
-            </w:r>
+              <w:t xml:space="preserve">Vivienda: No. </w:t>
+            </w:r>
+            <w:proofErr w:type="spellStart"/>
+            <w:r>
+              <w:t>Viv</w:t>
+            </w:r>
+            <w:proofErr w:type="spellEnd"/>
           </w:p>
           <w:p>
             <w:pPr>
@@ -1993,8 +2186,13 @@
               </w:numPr>
             </w:pPr>
             <w:r>
-              <w:t>Número de municipio: No. Mnpio</w:t>
-            </w:r>
+              <w:t xml:space="preserve">Número de municipio: No. </w:t>
+            </w:r>
+            <w:proofErr w:type="spellStart"/>
+            <w:r>
+              <w:t>Mnpio</w:t>
+            </w:r>
+            <w:proofErr w:type="spellEnd"/>
           </w:p>
           <w:p>
             <w:pPr>
@@ -2061,15 +2259,22 @@
                 <w:numId w:val="14"/>
               </w:numPr>
             </w:pPr>
+            <w:proofErr w:type="spellStart"/>
             <w:r>
               <w:t>Pluscode</w:t>
             </w:r>
+            <w:proofErr w:type="spellEnd"/>
             <w:r>
               <w:t>:</w:t>
             </w:r>
             <w:r>
-              <w:t xml:space="preserve"> Pluscode</w:t>
-            </w:r>
+              <w:t xml:space="preserve"> </w:t>
+            </w:r>
+            <w:proofErr w:type="spellStart"/>
+            <w:r>
+              <w:t>Pluscode</w:t>
+            </w:r>
+            <w:proofErr w:type="spellEnd"/>
           </w:p>
           <w:p>
             <w:pPr>
@@ -2092,7 +2297,23 @@
               </w:numPr>
             </w:pPr>
             <w:r>
-              <w:t>Resultado de la entrevista: Rest. Entrv.</w:t>
+              <w:t xml:space="preserve">Resultado de la entrevista: </w:t>
+            </w:r>
+            <w:proofErr w:type="spellStart"/>
+            <w:r>
+              <w:t>Rest</w:t>
+            </w:r>
+            <w:proofErr w:type="spellEnd"/>
+            <w:r>
+              <w:t xml:space="preserve">. </w:t>
+            </w:r>
+            <w:proofErr w:type="spellStart"/>
+            <w:r>
+              <w:t>Entrv</w:t>
+            </w:r>
+            <w:proofErr w:type="spellEnd"/>
+            <w:r>
+              <w:t>.</w:t>
             </w:r>
           </w:p>
           <w:p>
@@ -2104,7 +2325,23 @@
               </w:numPr>
             </w:pPr>
             <w:r>
-              <w:t>Observación cartográfica: Obser. Cartg.</w:t>
+              <w:t xml:space="preserve">Observación cartográfica: </w:t>
+            </w:r>
+            <w:proofErr w:type="spellStart"/>
+            <w:r>
+              <w:t>Obser</w:t>
+            </w:r>
+            <w:proofErr w:type="spellEnd"/>
+            <w:r>
+              <w:t xml:space="preserve">. </w:t>
+            </w:r>
+            <w:proofErr w:type="spellStart"/>
+            <w:r>
+              <w:t>Cartg</w:t>
+            </w:r>
+            <w:proofErr w:type="spellEnd"/>
+            <w:r>
+              <w:t>.</w:t>
             </w:r>
           </w:p>
           <w:p>
@@ -2765,7 +3002,15 @@
                     </w:numPr>
                   </w:pPr>
                   <w:r>
-                    <w:t>Se cambiará el nombre de las columnas del formato excel para la carga en caso que se requiera.</w:t>
+                    <w:t xml:space="preserve">Se cambiará el nombre de las columnas del formato </w:t>
+                  </w:r>
+                  <w:proofErr w:type="spellStart"/>
+                  <w:r>
+                    <w:t>excel</w:t>
+                  </w:r>
+                  <w:proofErr w:type="spellEnd"/>
+                  <w:r>
+                    <w:t xml:space="preserve"> para la carga en caso que se requiera.</w:t>
                   </w:r>
                 </w:p>
                 <w:p>
@@ -2797,7 +3042,16 @@
                     </w:numPr>
                   </w:pPr>
                   <w:r>
-                    <w:t>El diseño del formulario de Muestra y Cobertura (MyC), se realizará tal como se presenta en el diseño final del mismo.</w:t>
+                    <w:lastRenderedPageBreak/>
+                    <w:t>El diseño del formulario de Muestra y Cobertura (</w:t>
+                  </w:r>
+                  <w:proofErr w:type="spellStart"/>
+                  <w:r>
+                    <w:t>MyC</w:t>
+                  </w:r>
+                  <w:proofErr w:type="spellEnd"/>
+                  <w:r>
+                    <w:t>), se realizará tal como se presenta en el diseño final del mismo.</w:t>
                   </w:r>
                 </w:p>
               </w:tc>
@@ -3279,7 +3533,15 @@
               <w:jc w:val="left"/>
             </w:pPr>
             <w:r>
-              <w:t>Documento Excel: En este archivo se agrupan las variables que deberán ser visualizadas en el PDF generado por el MyC.</w:t>
+              <w:t xml:space="preserve">Documento Excel: En este archivo se agrupan las variables que deberán ser visualizadas en el PDF generado por el </w:t>
+            </w:r>
+            <w:proofErr w:type="spellStart"/>
+            <w:r>
+              <w:t>MyC</w:t>
+            </w:r>
+            <w:proofErr w:type="spellEnd"/>
+            <w:r>
+              <w:t>.</w:t>
             </w:r>
           </w:p>
           <w:p>
@@ -3295,9 +3557,11 @@
             <w:r>
               <w:t xml:space="preserve">Documento ejemplo </w:t>
             </w:r>
+            <w:proofErr w:type="spellStart"/>
             <w:r>
               <w:t>png</w:t>
             </w:r>
+            <w:proofErr w:type="spellEnd"/>
             <w:r>
               <w:t>: En este archivo se ejemplifica el formato del documento que se debe obtener a través del documento Excel.</w:t>
             </w:r>
@@ -4081,8 +4345,17 @@
                 <w:b/>
                 <w:color w:val="000000" w:themeColor="text1"/>
               </w:rPr>
-              <w:t>Cargo: Analista de Diseño Muestral</w:t>
-            </w:r>
+              <w:t xml:space="preserve">Cargo: Analista de Diseño </w:t>
+            </w:r>
+            <w:proofErr w:type="spellStart"/>
+            <w:r>
+              <w:rPr>
+                <w:b/>
+                <w:color w:val="000000" w:themeColor="text1"/>
+              </w:rPr>
+              <w:t>Muestral</w:t>
+            </w:r>
+            <w:proofErr w:type="spellEnd"/>
           </w:p>
           <w:p>
             <w:pPr>
@@ -4332,8 +4605,17 @@
                 <w:b/>
                 <w:color w:val="000000" w:themeColor="text1"/>
               </w:rPr>
-              <w:t>de Diseño Muestral</w:t>
-            </w:r>
+              <w:t xml:space="preserve">de Diseño </w:t>
+            </w:r>
+            <w:proofErr w:type="spellStart"/>
+            <w:r>
+              <w:rPr>
+                <w:b/>
+                <w:color w:val="000000" w:themeColor="text1"/>
+              </w:rPr>
+              <w:t>Muestral</w:t>
+            </w:r>
+            <w:proofErr w:type="spellEnd"/>
           </w:p>
           <w:p>
             <w:pPr>
@@ -4526,12 +4808,21 @@
               </w:rPr>
               <w:t xml:space="preserve">Nombre: </w:t>
             </w:r>
+            <w:proofErr w:type="spellStart"/>
             <w:r>
               <w:rPr>
                 <w:b/>
                 <w:color w:val="000000" w:themeColor="text1"/>
               </w:rPr>
-              <w:t>Damian Rivadeneira</w:t>
+              <w:t>Damian</w:t>
+            </w:r>
+            <w:proofErr w:type="spellEnd"/>
+            <w:r>
+              <w:rPr>
+                <w:b/>
+                <w:color w:val="000000" w:themeColor="text1"/>
+              </w:rPr>
+              <w:t xml:space="preserve"> Rivadeneira</w:t>
             </w:r>
           </w:p>
           <w:p>
@@ -4593,6 +4884,7 @@
                 <w:b/>
                 <w:color w:val="000000" w:themeColor="text1"/>
               </w:rPr>
+              <w:lastRenderedPageBreak/>
               <w:t xml:space="preserve">C.C.: </w:t>
             </w:r>
             <w:commentRangeEnd w:id="6"/>
@@ -4645,6 +4937,7 @@
               <w:rPr>
                 <w:b/>
               </w:rPr>
+              <w:lastRenderedPageBreak/>
               <w:t>Nombre: Carlos Rivas</w:t>
             </w:r>
           </w:p>
@@ -4681,6 +4974,7 @@
               <w:rPr>
                 <w:b/>
               </w:rPr>
+              <w:lastRenderedPageBreak/>
               <w:t>C.C.: 0802815076</w:t>
             </w:r>
           </w:p>
@@ -4750,7 +5044,7 @@
 
 <file path=word/comments.xml><?xml version="1.0" encoding="utf-8"?>
 <w:comments xmlns:wpc="http://schemas.microsoft.com/office/word/2010/wordprocessingCanvas" xmlns:mc="http://schemas.openxmlformats.org/markup-compatibility/2006" xmlns:o="urn:schemas-microsoft-com:office:office" xmlns:r="http://schemas.openxmlformats.org/officeDocument/2006/relationships" xmlns:m="http://schemas.openxmlformats.org/officeDocument/2006/math" xmlns:v="urn:schemas-microsoft-com:vml" xmlns:wp14="http://schemas.microsoft.com/office/word/2010/wordprocessingDrawing" xmlns:wp="http://schemas.openxmlformats.org/drawingml/2006/wordprocessingDrawing" xmlns:w10="urn:schemas-microsoft-com:office:word" xmlns:w="http://schemas.openxmlformats.org/wordprocessingml/2006/main" xmlns:w14="http://schemas.microsoft.com/office/word/2010/wordml" xmlns:w15="http://schemas.microsoft.com/office/word/2012/wordml" xmlns:wpg="http://schemas.microsoft.com/office/word/2010/wordprocessingGroup" xmlns:wpi="http://schemas.microsoft.com/office/word/2010/wordprocessingInk" xmlns:wne="http://schemas.microsoft.com/office/word/2006/wordml" xmlns:wps="http://schemas.microsoft.com/office/word/2010/wordprocessingShape" mc:Ignorable="w14 w15 wp14">
-  <w:comment w:id="0" w:author="INEC Victor Espinoza" w:date="2024-08-12T09:51:00Z" w:initials="IVE">
+  <w:comment w:id="1" w:author="INEC Victor Espinoza" w:date="2024-08-12T09:51:00Z" w:initials="IVE">
     <w:p>
       <w:pPr>
         <w:pStyle w:val="Textocomentario"/>
@@ -4762,11 +5056,16 @@
         <w:annotationRef/>
       </w:r>
       <w:r>
-        <w:t>Actualizar variable de acuerdo a Excel de variables MyC</w:t>
+        <w:t xml:space="preserve">Actualizar variable de acuerdo a Excel de variables </w:t>
       </w:r>
+      <w:proofErr w:type="spellStart"/>
+      <w:r>
+        <w:t>MyC</w:t>
+      </w:r>
+      <w:proofErr w:type="spellEnd"/>
     </w:p>
   </w:comment>
-  <w:comment w:id="1" w:author="ANGEL OMAR LLAMBO DELGADO" w:date="2024-08-29T09:24:00Z" w:initials="AL">
+  <w:comment w:id="2" w:author="ANGEL OMAR LLAMBO DELGADO" w:date="2024-08-29T09:24:00Z" w:initials="AL">
     <w:p>
       <w:pPr>
         <w:pStyle w:val="Textocomentario"/>
@@ -5031,7 +5330,7 @@
               <w:noProof/>
               <w:lang w:val="es-ES"/>
             </w:rPr>
-            <w:t>4</w:t>
+            <w:t>5</w:t>
           </w:r>
           <w:r>
             <w:fldChar w:fldCharType="end"/>
@@ -7702,7 +8001,7 @@
 </file>
 
 <file path=customXml/itemProps1.xml><?xml version="1.0" encoding="utf-8"?>
-<ds:datastoreItem xmlns:ds="http://schemas.openxmlformats.org/officeDocument/2006/customXml" ds:itemID="{CFA4F6C2-21C9-4F42-807B-A8CC7B766D97}">
+<ds:datastoreItem xmlns:ds="http://schemas.openxmlformats.org/officeDocument/2006/customXml" ds:itemID="{562C5758-D6B4-40E9-A376-1F77F2E609A5}">
   <ds:schemaRefs>
     <ds:schemaRef ds:uri="http://schemas.openxmlformats.org/officeDocument/2006/bibliography"/>
   </ds:schemaRefs>
